--- a/TestFiles/RP/RP015-MoveFrom-MoveTo-Accepted.docx
+++ b/TestFiles/RP/RP015-MoveFrom-MoveTo-Accepted.docx
@@ -14,13 +14,6 @@
         </w:rPr>
         <w:t>Video provides a powerful way.</w:t>
       </w:r>
-    </w:p>
-    <w:p>
-      <w:pPr>
-        <w:rPr>
-          <w:lang w:val="en-US"/>
-        </w:rPr>
-      </w:pPr>
     </w:p>
     <w:p>
       <w:pPr>
